--- a/PP-salygos/templates/MVP_LT_SPS.docx
+++ b/PP-salygos/templates/MVP_LT_SPS.docx
@@ -27,7 +27,7 @@
           <w:u w:val="none"/>
           <w:lang w:val="lt-LT"/>
         </w:rPr>
-        <w:t>d</w:t>
+        <w:t>/ĮMONĖS PAVADINIMAS/</w:t>
       </w:r>
       <w:r>
         <w:rPr>
@@ -39,7 +39,7 @@
           <w:u w:val="none"/>
           <w:lang w:val="lt-LT"/>
         </w:rPr>
-        <w:t>/ĮMONĖS PAVADINIMAS/</w:t>
+        <w:t xml:space="preserve"> </w:t>
       </w:r>
       <w:r>
         <w:rPr>
@@ -51,9 +51,14 @@
           <w:u w:val="none"/>
           <w:lang w:val="lt-LT"/>
         </w:rPr>
-        <w:t xml:space="preserve"> </w:t>
-      </w:r>
-      <w:r>
+        <w:t>MAŽOS VERTĖS PIRKIMO</w:t>
+      </w:r>
+    </w:p>
+    <w:p>
+      <w:pPr>
+        <w:pStyle w:val="Subtitle"/>
+        <w:spacing w:before="60" w:after="60"/>
+        <w:jc w:val="center"/>
         <w:rPr>
           <w:rFonts w:ascii="Arial" w:hAnsi="Arial" w:cs="Arial"/>
           <w:b/>
@@ -63,14 +68,8 @@
           <w:u w:val="none"/>
           <w:lang w:val="lt-LT"/>
         </w:rPr>
-        <w:t>MAŽOS VERTĖS PIRKIMO</w:t>
-      </w:r>
-    </w:p>
-    <w:p>
-      <w:pPr>
-        <w:pStyle w:val="Subtitle"/>
-        <w:spacing w:before="60" w:after="60"/>
-        <w:jc w:val="center"/>
+      </w:pPr>
+      <w:r>
         <w:rPr>
           <w:rFonts w:ascii="Arial" w:hAnsi="Arial" w:cs="Arial"/>
           <w:b/>
@@ -80,7 +79,8 @@
           <w:u w:val="none"/>
           <w:lang w:val="lt-LT"/>
         </w:rPr>
-      </w:pPr>
+        <w:t xml:space="preserve">SPECIALIOSIOS </w:t>
+      </w:r>
       <w:r>
         <w:rPr>
           <w:rFonts w:ascii="Arial" w:hAnsi="Arial" w:cs="Arial"/>
@@ -91,18 +91,6 @@
           <w:u w:val="none"/>
           <w:lang w:val="lt-LT"/>
         </w:rPr>
-        <w:t xml:space="preserve">SPECIALIOSIOS </w:t>
-      </w:r>
-      <w:r>
-        <w:rPr>
-          <w:rFonts w:ascii="Arial" w:hAnsi="Arial" w:cs="Arial"/>
-          <w:b/>
-          <w:bCs/>
-          <w:sz w:val="22"/>
-          <w:szCs w:val="22"/>
-          <w:u w:val="none"/>
-          <w:lang w:val="lt-LT"/>
-        </w:rPr>
         <w:t>PIRKIMO SĄLYGOS</w:t>
       </w:r>
     </w:p>
@@ -148,12 +136,14 @@
       </w:r>
       <w:r>
         <w:rPr>
+          <w:b/>
           <w:rFonts w:ascii="Arial" w:hAnsi="Arial" w:cs="Arial"/>
           <w:i/>
           <w:iCs/>
           <w:sz w:val="20"/>
           <w:szCs w:val="20"/>
           <w:lang w:val="lt-LT"/>
+          <w:u w:val="none"/>
         </w:rPr>
         <w:t>) pirkimas</w:t>
       </w:r>
